--- a/klagomål/A 51431-2025 FSC-klagomål.docx
+++ b/klagomål/A 51431-2025 FSC-klagomål.docx
@@ -684,7 +684,7 @@
     <w:r>
       <w:tab/>
       <w:tab/>
-      <w:t>2025-10-21</w:t>
+      <w:t>2025-10-22</w:t>
       <w:br/>
       <w:br/>
     </w:r>

--- a/klagomål/A 51431-2025 FSC-klagomål.docx
+++ b/klagomål/A 51431-2025 FSC-klagomål.docx
@@ -684,7 +684,7 @@
     <w:r>
       <w:tab/>
       <w:tab/>
-      <w:t>2025-10-22</w:t>
+      <w:t>2025-10-23</w:t>
       <w:br/>
       <w:br/>
     </w:r>

--- a/klagomål/A 51431-2025 FSC-klagomål.docx
+++ b/klagomål/A 51431-2025 FSC-klagomål.docx
@@ -684,7 +684,7 @@
     <w:r>
       <w:tab/>
       <w:tab/>
-      <w:t>2025-10-23</w:t>
+      <w:t>2025-10-24</w:t>
       <w:br/>
       <w:br/>
     </w:r>

--- a/klagomål/A 51431-2025 FSC-klagomål.docx
+++ b/klagomål/A 51431-2025 FSC-klagomål.docx
@@ -684,7 +684,7 @@
     <w:r>
       <w:tab/>
       <w:tab/>
-      <w:t>2025-10-24</w:t>
+      <w:t>2025-10-25</w:t>
       <w:br/>
       <w:br/>
     </w:r>

--- a/klagomål/A 51431-2025 FSC-klagomål.docx
+++ b/klagomål/A 51431-2025 FSC-klagomål.docx
@@ -684,7 +684,7 @@
     <w:r>
       <w:tab/>
       <w:tab/>
-      <w:t>2025-10-25</w:t>
+      <w:t>2025-10-26</w:t>
       <w:br/>
       <w:br/>
     </w:r>

--- a/klagomål/A 51431-2025 FSC-klagomål.docx
+++ b/klagomål/A 51431-2025 FSC-klagomål.docx
@@ -684,7 +684,7 @@
     <w:r>
       <w:tab/>
       <w:tab/>
-      <w:t>2025-10-26</w:t>
+      <w:t>2025-10-27</w:t>
       <w:br/>
       <w:br/>
     </w:r>

--- a/klagomål/A 51431-2025 FSC-klagomål.docx
+++ b/klagomål/A 51431-2025 FSC-klagomål.docx
@@ -684,7 +684,7 @@
     <w:r>
       <w:tab/>
       <w:tab/>
-      <w:t>2025-10-27</w:t>
+      <w:t>2025-10-28</w:t>
       <w:br/>
       <w:br/>
     </w:r>

--- a/klagomål/A 51431-2025 FSC-klagomål.docx
+++ b/klagomål/A 51431-2025 FSC-klagomål.docx
@@ -684,7 +684,7 @@
     <w:r>
       <w:tab/>
       <w:tab/>
-      <w:t>2025-10-28</w:t>
+      <w:t>2025-10-29</w:t>
       <w:br/>
       <w:br/>
     </w:r>

--- a/klagomål/A 51431-2025 FSC-klagomål.docx
+++ b/klagomål/A 51431-2025 FSC-klagomål.docx
@@ -684,7 +684,7 @@
     <w:r>
       <w:tab/>
       <w:tab/>
-      <w:t>2025-10-29</w:t>
+      <w:t>2025-10-30</w:t>
       <w:br/>
       <w:br/>
     </w:r>

--- a/klagomål/A 51431-2025 FSC-klagomål.docx
+++ b/klagomål/A 51431-2025 FSC-klagomål.docx
@@ -684,7 +684,7 @@
     <w:r>
       <w:tab/>
       <w:tab/>
-      <w:t>2025-10-30</w:t>
+      <w:t>2025-10-31</w:t>
       <w:br/>
       <w:br/>
     </w:r>

--- a/klagomål/A 51431-2025 FSC-klagomål.docx
+++ b/klagomål/A 51431-2025 FSC-klagomål.docx
@@ -684,7 +684,7 @@
     <w:r>
       <w:tab/>
       <w:tab/>
-      <w:t>2025-10-31</w:t>
+      <w:t>2025-11-01</w:t>
       <w:br/>
       <w:br/>
     </w:r>

--- a/klagomål/A 51431-2025 FSC-klagomål.docx
+++ b/klagomål/A 51431-2025 FSC-klagomål.docx
@@ -684,7 +684,7 @@
     <w:r>
       <w:tab/>
       <w:tab/>
-      <w:t>2025-11-01</w:t>
+      <w:t>2025-11-02</w:t>
       <w:br/>
       <w:br/>
     </w:r>

--- a/klagomål/A 51431-2025 FSC-klagomål.docx
+++ b/klagomål/A 51431-2025 FSC-klagomål.docx
@@ -684,7 +684,7 @@
     <w:r>
       <w:tab/>
       <w:tab/>
-      <w:t>2025-11-02</w:t>
+      <w:t>2025-11-03</w:t>
       <w:br/>
       <w:br/>
     </w:r>

--- a/klagomål/A 51431-2025 FSC-klagomål.docx
+++ b/klagomål/A 51431-2025 FSC-klagomål.docx
@@ -684,7 +684,7 @@
     <w:r>
       <w:tab/>
       <w:tab/>
-      <w:t>2025-11-03</w:t>
+      <w:t>2025-11-04</w:t>
       <w:br/>
       <w:br/>
     </w:r>

--- a/klagomål/A 51431-2025 FSC-klagomål.docx
+++ b/klagomål/A 51431-2025 FSC-klagomål.docx
@@ -684,7 +684,7 @@
     <w:r>
       <w:tab/>
       <w:tab/>
-      <w:t>2025-11-04</w:t>
+      <w:t>2025-11-05</w:t>
       <w:br/>
       <w:br/>
     </w:r>

--- a/klagomål/A 51431-2025 FSC-klagomål.docx
+++ b/klagomål/A 51431-2025 FSC-klagomål.docx
@@ -684,7 +684,7 @@
     <w:r>
       <w:tab/>
       <w:tab/>
-      <w:t>2025-11-05</w:t>
+      <w:t>2025-11-06</w:t>
       <w:br/>
       <w:br/>
     </w:r>

--- a/klagomål/A 51431-2025 FSC-klagomål.docx
+++ b/klagomål/A 51431-2025 FSC-klagomål.docx
@@ -684,7 +684,7 @@
     <w:r>
       <w:tab/>
       <w:tab/>
-      <w:t>2025-11-06</w:t>
+      <w:t>2025-11-07</w:t>
       <w:br/>
       <w:br/>
     </w:r>

--- a/klagomål/A 51431-2025 FSC-klagomål.docx
+++ b/klagomål/A 51431-2025 FSC-klagomål.docx
@@ -684,7 +684,7 @@
     <w:r>
       <w:tab/>
       <w:tab/>
-      <w:t>2025-11-07</w:t>
+      <w:t>2025-11-08</w:t>
       <w:br/>
       <w:br/>
     </w:r>

--- a/klagomål/A 51431-2025 FSC-klagomål.docx
+++ b/klagomål/A 51431-2025 FSC-klagomål.docx
@@ -684,7 +684,7 @@
     <w:r>
       <w:tab/>
       <w:tab/>
-      <w:t>2025-11-08</w:t>
+      <w:t>2025-11-09</w:t>
       <w:br/>
       <w:br/>
     </w:r>

--- a/klagomål/A 51431-2025 FSC-klagomål.docx
+++ b/klagomål/A 51431-2025 FSC-klagomål.docx
@@ -684,7 +684,7 @@
     <w:r>
       <w:tab/>
       <w:tab/>
-      <w:t>2025-11-09</w:t>
+      <w:t>2025-11-10</w:t>
       <w:br/>
       <w:br/>
     </w:r>

--- a/klagomål/A 51431-2025 FSC-klagomål.docx
+++ b/klagomål/A 51431-2025 FSC-klagomål.docx
@@ -684,7 +684,7 @@
     <w:r>
       <w:tab/>
       <w:tab/>
-      <w:t>2025-11-10</w:t>
+      <w:t>2025-11-11</w:t>
       <w:br/>
       <w:br/>
     </w:r>

--- a/klagomål/A 51431-2025 FSC-klagomål.docx
+++ b/klagomål/A 51431-2025 FSC-klagomål.docx
@@ -684,7 +684,7 @@
     <w:r>
       <w:tab/>
       <w:tab/>
-      <w:t>2025-11-11</w:t>
+      <w:t>2025-11-12</w:t>
       <w:br/>
       <w:br/>
     </w:r>

--- a/klagomål/A 51431-2025 FSC-klagomål.docx
+++ b/klagomål/A 51431-2025 FSC-klagomål.docx
@@ -684,7 +684,7 @@
     <w:r>
       <w:tab/>
       <w:tab/>
-      <w:t>2025-11-12</w:t>
+      <w:t>2025-11-13</w:t>
       <w:br/>
       <w:br/>
     </w:r>

--- a/klagomål/A 51431-2025 FSC-klagomål.docx
+++ b/klagomål/A 51431-2025 FSC-klagomål.docx
@@ -684,7 +684,7 @@
     <w:r>
       <w:tab/>
       <w:tab/>
-      <w:t>2025-11-13</w:t>
+      <w:t>2025-11-14</w:t>
       <w:br/>
       <w:br/>
     </w:r>

--- a/klagomål/A 51431-2025 FSC-klagomål.docx
+++ b/klagomål/A 51431-2025 FSC-klagomål.docx
@@ -684,7 +684,7 @@
     <w:r>
       <w:tab/>
       <w:tab/>
-      <w:t>2025-11-14</w:t>
+      <w:t>2025-11-15</w:t>
       <w:br/>
       <w:br/>
     </w:r>

--- a/klagomål/A 51431-2025 FSC-klagomål.docx
+++ b/klagomål/A 51431-2025 FSC-klagomål.docx
@@ -684,7 +684,7 @@
     <w:r>
       <w:tab/>
       <w:tab/>
-      <w:t>2025-11-15</w:t>
+      <w:t>2025-11-20</w:t>
       <w:br/>
       <w:br/>
     </w:r>

--- a/klagomål/A 51431-2025 FSC-klagomål.docx
+++ b/klagomål/A 51431-2025 FSC-klagomål.docx
@@ -684,7 +684,7 @@
     <w:r>
       <w:tab/>
       <w:tab/>
-      <w:t>2025-11-20</w:t>
+      <w:t>2025-11-21</w:t>
       <w:br/>
       <w:br/>
     </w:r>

--- a/klagomål/A 51431-2025 FSC-klagomål.docx
+++ b/klagomål/A 51431-2025 FSC-klagomål.docx
@@ -684,7 +684,7 @@
     <w:r>
       <w:tab/>
       <w:tab/>
-      <w:t>2025-11-21</w:t>
+      <w:t>2025-11-22</w:t>
       <w:br/>
       <w:br/>
     </w:r>

--- a/klagomål/A 51431-2025 FSC-klagomål.docx
+++ b/klagomål/A 51431-2025 FSC-klagomål.docx
@@ -684,7 +684,7 @@
     <w:r>
       <w:tab/>
       <w:tab/>
-      <w:t>2025-11-22</w:t>
+      <w:t>2025-11-23</w:t>
       <w:br/>
       <w:br/>
     </w:r>

--- a/klagomål/A 51431-2025 FSC-klagomål.docx
+++ b/klagomål/A 51431-2025 FSC-klagomål.docx
@@ -684,7 +684,7 @@
     <w:r>
       <w:tab/>
       <w:tab/>
-      <w:t>2025-11-23</w:t>
+      <w:t>2025-11-24</w:t>
       <w:br/>
       <w:br/>
     </w:r>

--- a/klagomål/A 51431-2025 FSC-klagomål.docx
+++ b/klagomål/A 51431-2025 FSC-klagomål.docx
@@ -684,7 +684,7 @@
     <w:r>
       <w:tab/>
       <w:tab/>
-      <w:t>2025-11-24</w:t>
+      <w:t>2025-11-25</w:t>
       <w:br/>
       <w:br/>
     </w:r>

--- a/klagomål/A 51431-2025 FSC-klagomål.docx
+++ b/klagomål/A 51431-2025 FSC-klagomål.docx
@@ -684,7 +684,7 @@
     <w:r>
       <w:tab/>
       <w:tab/>
-      <w:t>2025-11-25</w:t>
+      <w:t>2025-11-26</w:t>
       <w:br/>
       <w:br/>
     </w:r>

--- a/klagomål/A 51431-2025 FSC-klagomål.docx
+++ b/klagomål/A 51431-2025 FSC-klagomål.docx
@@ -684,7 +684,7 @@
     <w:r>
       <w:tab/>
       <w:tab/>
-      <w:t>2025-11-26</w:t>
+      <w:t>2025-11-27</w:t>
       <w:br/>
       <w:br/>
     </w:r>

--- a/klagomål/A 51431-2025 FSC-klagomål.docx
+++ b/klagomål/A 51431-2025 FSC-klagomål.docx
@@ -684,7 +684,7 @@
     <w:r>
       <w:tab/>
       <w:tab/>
-      <w:t>2025-11-27</w:t>
+      <w:t>2025-11-28</w:t>
       <w:br/>
       <w:br/>
     </w:r>

--- a/klagomål/A 51431-2025 FSC-klagomål.docx
+++ b/klagomål/A 51431-2025 FSC-klagomål.docx
@@ -684,7 +684,7 @@
     <w:r>
       <w:tab/>
       <w:tab/>
-      <w:t>2025-11-28</w:t>
+      <w:t>2025-11-29</w:t>
       <w:br/>
       <w:br/>
     </w:r>

--- a/klagomål/A 51431-2025 FSC-klagomål.docx
+++ b/klagomål/A 51431-2025 FSC-klagomål.docx
@@ -684,7 +684,7 @@
     <w:r>
       <w:tab/>
       <w:tab/>
-      <w:t>2025-11-29</w:t>
+      <w:t>2025-11-30</w:t>
       <w:br/>
       <w:br/>
     </w:r>

--- a/klagomål/A 51431-2025 FSC-klagomål.docx
+++ b/klagomål/A 51431-2025 FSC-klagomål.docx
@@ -684,7 +684,7 @@
     <w:r>
       <w:tab/>
       <w:tab/>
-      <w:t>2025-11-30</w:t>
+      <w:t>2025-12-01</w:t>
       <w:br/>
       <w:br/>
     </w:r>

--- a/klagomål/A 51431-2025 FSC-klagomål.docx
+++ b/klagomål/A 51431-2025 FSC-klagomål.docx
@@ -684,7 +684,7 @@
     <w:r>
       <w:tab/>
       <w:tab/>
-      <w:t>2025-12-01</w:t>
+      <w:t>2025-12-02</w:t>
       <w:br/>
       <w:br/>
     </w:r>

--- a/klagomål/A 51431-2025 FSC-klagomål.docx
+++ b/klagomål/A 51431-2025 FSC-klagomål.docx
@@ -684,7 +684,7 @@
     <w:r>
       <w:tab/>
       <w:tab/>
-      <w:t>2025-12-02</w:t>
+      <w:t>2025-12-03</w:t>
       <w:br/>
       <w:br/>
     </w:r>

--- a/klagomål/A 51431-2025 FSC-klagomål.docx
+++ b/klagomål/A 51431-2025 FSC-klagomål.docx
@@ -684,7 +684,7 @@
     <w:r>
       <w:tab/>
       <w:tab/>
-      <w:t>2025-12-03</w:t>
+      <w:t>2025-12-04</w:t>
       <w:br/>
       <w:br/>
     </w:r>

--- a/klagomål/A 51431-2025 FSC-klagomål.docx
+++ b/klagomål/A 51431-2025 FSC-klagomål.docx
@@ -684,7 +684,7 @@
     <w:r>
       <w:tab/>
       <w:tab/>
-      <w:t>2025-12-04</w:t>
+      <w:t>2025-12-05</w:t>
       <w:br/>
       <w:br/>
     </w:r>

--- a/klagomål/A 51431-2025 FSC-klagomål.docx
+++ b/klagomål/A 51431-2025 FSC-klagomål.docx
@@ -684,7 +684,7 @@
     <w:r>
       <w:tab/>
       <w:tab/>
-      <w:t>2025-12-05</w:t>
+      <w:t>2025-12-06</w:t>
       <w:br/>
       <w:br/>
     </w:r>

--- a/klagomål/A 51431-2025 FSC-klagomål.docx
+++ b/klagomål/A 51431-2025 FSC-klagomål.docx
@@ -684,7 +684,7 @@
     <w:r>
       <w:tab/>
       <w:tab/>
-      <w:t>2025-12-06</w:t>
+      <w:t>2025-12-07</w:t>
       <w:br/>
       <w:br/>
     </w:r>

--- a/klagomål/A 51431-2025 FSC-klagomål.docx
+++ b/klagomål/A 51431-2025 FSC-klagomål.docx
@@ -684,7 +684,7 @@
     <w:r>
       <w:tab/>
       <w:tab/>
-      <w:t>2025-12-07</w:t>
+      <w:t>2025-12-08</w:t>
       <w:br/>
       <w:br/>
     </w:r>

--- a/klagomål/A 51431-2025 FSC-klagomål.docx
+++ b/klagomål/A 51431-2025 FSC-klagomål.docx
@@ -684,7 +684,7 @@
     <w:r>
       <w:tab/>
       <w:tab/>
-      <w:t>2025-12-08</w:t>
+      <w:t>2025-12-09</w:t>
       <w:br/>
       <w:br/>
     </w:r>

--- a/klagomål/A 51431-2025 FSC-klagomål.docx
+++ b/klagomål/A 51431-2025 FSC-klagomål.docx
@@ -684,7 +684,7 @@
     <w:r>
       <w:tab/>
       <w:tab/>
-      <w:t>2025-12-09</w:t>
+      <w:t>2025-12-10</w:t>
       <w:br/>
       <w:br/>
     </w:r>

--- a/klagomål/A 51431-2025 FSC-klagomål.docx
+++ b/klagomål/A 51431-2025 FSC-klagomål.docx
@@ -684,7 +684,7 @@
     <w:r>
       <w:tab/>
       <w:tab/>
-      <w:t>2025-12-10</w:t>
+      <w:t>2025-12-11</w:t>
       <w:br/>
       <w:br/>
     </w:r>

--- a/klagomål/A 51431-2025 FSC-klagomål.docx
+++ b/klagomål/A 51431-2025 FSC-klagomål.docx
@@ -684,7 +684,7 @@
     <w:r>
       <w:tab/>
       <w:tab/>
-      <w:t>2025-12-11</w:t>
+      <w:t>2025-12-12</w:t>
       <w:br/>
       <w:br/>
     </w:r>

--- a/klagomål/A 51431-2025 FSC-klagomål.docx
+++ b/klagomål/A 51431-2025 FSC-klagomål.docx
@@ -684,7 +684,7 @@
     <w:r>
       <w:tab/>
       <w:tab/>
-      <w:t>2025-12-12</w:t>
+      <w:t>2025-12-13</w:t>
       <w:br/>
       <w:br/>
     </w:r>

--- a/klagomål/A 51431-2025 FSC-klagomål.docx
+++ b/klagomål/A 51431-2025 FSC-klagomål.docx
@@ -684,7 +684,7 @@
     <w:r>
       <w:tab/>
       <w:tab/>
-      <w:t>2025-12-19</w:t>
+      <w:t>2025-12-20</w:t>
       <w:br/>
       <w:br/>
     </w:r>

--- a/klagomål/A 51431-2025 FSC-klagomål.docx
+++ b/klagomål/A 51431-2025 FSC-klagomål.docx
@@ -684,7 +684,7 @@
     <w:r>
       <w:tab/>
       <w:tab/>
-      <w:t>2025-12-20</w:t>
+      <w:t>2025-12-21</w:t>
       <w:br/>
       <w:br/>
     </w:r>

--- a/klagomål/A 51431-2025 FSC-klagomål.docx
+++ b/klagomål/A 51431-2025 FSC-klagomål.docx
@@ -684,7 +684,7 @@
     <w:r>
       <w:tab/>
       <w:tab/>
-      <w:t>2025-12-21</w:t>
+      <w:t>2025-12-22</w:t>
       <w:br/>
       <w:br/>
     </w:r>

--- a/klagomål/A 51431-2025 FSC-klagomål.docx
+++ b/klagomål/A 51431-2025 FSC-klagomål.docx
@@ -684,7 +684,7 @@
     <w:r>
       <w:tab/>
       <w:tab/>
-      <w:t>2025-12-22</w:t>
+      <w:t>2025-12-26</w:t>
       <w:br/>
       <w:br/>
     </w:r>

--- a/klagomål/A 51431-2025 FSC-klagomål.docx
+++ b/klagomål/A 51431-2025 FSC-klagomål.docx
@@ -684,7 +684,7 @@
     <w:r>
       <w:tab/>
       <w:tab/>
-      <w:t>2025-12-26</w:t>
+      <w:t>2025-12-28</w:t>
       <w:br/>
       <w:br/>
     </w:r>

--- a/klagomål/A 51431-2025 FSC-klagomål.docx
+++ b/klagomål/A 51431-2025 FSC-klagomål.docx
@@ -684,7 +684,7 @@
     <w:r>
       <w:tab/>
       <w:tab/>
-      <w:t>2025-12-28</w:t>
+      <w:t>2025-12-29</w:t>
       <w:br/>
       <w:br/>
     </w:r>

--- a/klagomål/A 51431-2025 FSC-klagomål.docx
+++ b/klagomål/A 51431-2025 FSC-klagomål.docx
@@ -684,7 +684,7 @@
     <w:r>
       <w:tab/>
       <w:tab/>
-      <w:t>2025-12-29</w:t>
+      <w:t>2025-12-30</w:t>
       <w:br/>
       <w:br/>
     </w:r>

--- a/klagomål/A 51431-2025 FSC-klagomål.docx
+++ b/klagomål/A 51431-2025 FSC-klagomål.docx
@@ -684,7 +684,7 @@
     <w:r>
       <w:tab/>
       <w:tab/>
-      <w:t>2025-12-30</w:t>
+      <w:t>2025-12-31</w:t>
       <w:br/>
       <w:br/>
     </w:r>

--- a/klagomål/A 51431-2025 FSC-klagomål.docx
+++ b/klagomål/A 51431-2025 FSC-klagomål.docx
@@ -684,7 +684,7 @@
     <w:r>
       <w:tab/>
       <w:tab/>
-      <w:t>2025-12-31</w:t>
+      <w:t>2026-01-03</w:t>
       <w:br/>
       <w:br/>
     </w:r>

--- a/klagomål/A 51431-2025 FSC-klagomål.docx
+++ b/klagomål/A 51431-2025 FSC-klagomål.docx
@@ -684,7 +684,7 @@
     <w:r>
       <w:tab/>
       <w:tab/>
-      <w:t>2026-01-07</w:t>
+      <w:t>2026-01-08</w:t>
       <w:br/>
       <w:br/>
     </w:r>

--- a/klagomål/A 51431-2025 FSC-klagomål.docx
+++ b/klagomål/A 51431-2025 FSC-klagomål.docx
@@ -684,7 +684,7 @@
     <w:r>
       <w:tab/>
       <w:tab/>
-      <w:t>2026-01-08</w:t>
+      <w:t>2026-01-09</w:t>
       <w:br/>
       <w:br/>
     </w:r>

--- a/klagomål/A 51431-2025 FSC-klagomål.docx
+++ b/klagomål/A 51431-2025 FSC-klagomål.docx
@@ -684,7 +684,7 @@
     <w:r>
       <w:tab/>
       <w:tab/>
-      <w:t>2026-01-09</w:t>
+      <w:t>2026-01-10</w:t>
       <w:br/>
       <w:br/>
     </w:r>

--- a/klagomål/A 51431-2025 FSC-klagomål.docx
+++ b/klagomål/A 51431-2025 FSC-klagomål.docx
@@ -684,7 +684,7 @@
     <w:r>
       <w:tab/>
       <w:tab/>
-      <w:t>2026-01-10</w:t>
+      <w:t>2026-01-11</w:t>
       <w:br/>
       <w:br/>
     </w:r>

--- a/klagomål/A 51431-2025 FSC-klagomål.docx
+++ b/klagomål/A 51431-2025 FSC-klagomål.docx
@@ -684,7 +684,7 @@
     <w:r>
       <w:tab/>
       <w:tab/>
-      <w:t>2026-01-11</w:t>
+      <w:t>2026-01-12</w:t>
       <w:br/>
       <w:br/>
     </w:r>

--- a/klagomål/A 51431-2025 FSC-klagomål.docx
+++ b/klagomål/A 51431-2025 FSC-klagomål.docx
@@ -684,7 +684,7 @@
     <w:r>
       <w:tab/>
       <w:tab/>
-      <w:t>2026-01-12</w:t>
+      <w:t>2026-01-13</w:t>
       <w:br/>
       <w:br/>
     </w:r>

--- a/klagomål/A 51431-2025 FSC-klagomål.docx
+++ b/klagomål/A 51431-2025 FSC-klagomål.docx
@@ -684,7 +684,7 @@
     <w:r>
       <w:tab/>
       <w:tab/>
-      <w:t>2026-01-13</w:t>
+      <w:t>2026-01-14</w:t>
       <w:br/>
       <w:br/>
     </w:r>

--- a/klagomål/A 51431-2025 FSC-klagomål.docx
+++ b/klagomål/A 51431-2025 FSC-klagomål.docx
@@ -684,7 +684,7 @@
     <w:r>
       <w:tab/>
       <w:tab/>
-      <w:t>2026-01-14</w:t>
+      <w:t>2026-01-15</w:t>
       <w:br/>
       <w:br/>
     </w:r>

--- a/klagomål/A 51431-2025 FSC-klagomål.docx
+++ b/klagomål/A 51431-2025 FSC-klagomål.docx
@@ -684,7 +684,7 @@
     <w:r>
       <w:tab/>
       <w:tab/>
-      <w:t>2026-01-15</w:t>
+      <w:t>2026-01-16</w:t>
       <w:br/>
       <w:br/>
     </w:r>

--- a/klagomål/A 51431-2025 FSC-klagomål.docx
+++ b/klagomål/A 51431-2025 FSC-klagomål.docx
@@ -684,7 +684,7 @@
     <w:r>
       <w:tab/>
       <w:tab/>
-      <w:t>2026-01-16</w:t>
+      <w:t>2026-01-17</w:t>
       <w:br/>
       <w:br/>
     </w:r>

--- a/klagomål/A 51431-2025 FSC-klagomål.docx
+++ b/klagomål/A 51431-2025 FSC-klagomål.docx
@@ -684,7 +684,7 @@
     <w:r>
       <w:tab/>
       <w:tab/>
-      <w:t>2026-01-17</w:t>
+      <w:t>2026-01-18</w:t>
       <w:br/>
       <w:br/>
     </w:r>

--- a/klagomål/A 51431-2025 FSC-klagomål.docx
+++ b/klagomål/A 51431-2025 FSC-klagomål.docx
@@ -684,7 +684,7 @@
     <w:r>
       <w:tab/>
       <w:tab/>
-      <w:t>2026-01-18</w:t>
+      <w:t>2026-01-19</w:t>
       <w:br/>
       <w:br/>
     </w:r>

--- a/klagomål/A 51431-2025 FSC-klagomål.docx
+++ b/klagomål/A 51431-2025 FSC-klagomål.docx
@@ -684,7 +684,7 @@
     <w:r>
       <w:tab/>
       <w:tab/>
-      <w:t>2026-01-19</w:t>
+      <w:t>2026-01-20</w:t>
       <w:br/>
       <w:br/>
     </w:r>

--- a/klagomål/A 51431-2025 FSC-klagomål.docx
+++ b/klagomål/A 51431-2025 FSC-klagomål.docx
@@ -684,7 +684,7 @@
     <w:r>
       <w:tab/>
       <w:tab/>
-      <w:t>2026-01-20</w:t>
+      <w:t>2026-01-21</w:t>
       <w:br/>
       <w:br/>
     </w:r>

--- a/klagomål/A 51431-2025 FSC-klagomål.docx
+++ b/klagomål/A 51431-2025 FSC-klagomål.docx
@@ -684,7 +684,7 @@
     <w:r>
       <w:tab/>
       <w:tab/>
-      <w:t>2026-01-21</w:t>
+      <w:t>2026-01-23</w:t>
       <w:br/>
       <w:br/>
     </w:r>

--- a/klagomål/A 51431-2025 FSC-klagomål.docx
+++ b/klagomål/A 51431-2025 FSC-klagomål.docx
@@ -684,7 +684,7 @@
     <w:r>
       <w:tab/>
       <w:tab/>
-      <w:t>2026-01-23</w:t>
+      <w:t>2026-01-24</w:t>
       <w:br/>
       <w:br/>
     </w:r>

--- a/klagomål/A 51431-2025 FSC-klagomål.docx
+++ b/klagomål/A 51431-2025 FSC-klagomål.docx
@@ -684,7 +684,7 @@
     <w:r>
       <w:tab/>
       <w:tab/>
-      <w:t>2026-01-24</w:t>
+      <w:t>2026-01-25</w:t>
       <w:br/>
       <w:br/>
     </w:r>

--- a/klagomål/A 51431-2025 FSC-klagomål.docx
+++ b/klagomål/A 51431-2025 FSC-klagomål.docx
@@ -684,7 +684,7 @@
     <w:r>
       <w:tab/>
       <w:tab/>
-      <w:t>2026-01-25</w:t>
+      <w:t>2026-01-26</w:t>
       <w:br/>
       <w:br/>
     </w:r>

--- a/klagomål/A 51431-2025 FSC-klagomål.docx
+++ b/klagomål/A 51431-2025 FSC-klagomål.docx
@@ -684,7 +684,7 @@
     <w:r>
       <w:tab/>
       <w:tab/>
-      <w:t>2026-01-26</w:t>
+      <w:t>2026-01-27</w:t>
       <w:br/>
       <w:br/>
     </w:r>

--- a/klagomål/A 51431-2025 FSC-klagomål.docx
+++ b/klagomål/A 51431-2025 FSC-klagomål.docx
@@ -684,7 +684,7 @@
     <w:r>
       <w:tab/>
       <w:tab/>
-      <w:t>2026-01-27</w:t>
+      <w:t>2026-01-28</w:t>
       <w:br/>
       <w:br/>
     </w:r>

--- a/klagomål/A 51431-2025 FSC-klagomål.docx
+++ b/klagomål/A 51431-2025 FSC-klagomål.docx
@@ -112,7 +112,7 @@
         <w:pStyle w:val="ListBullet"/>
       </w:pPr>
       <w:r>
-        <w:t>Om ett ombud (tex Norra skog eller Mellanskog) avverkningsanmäler en skog med naturvärden motsvarande nyckelbiotops kvalité men markägaren inte är FSC certifierad, bör du skicka in ett FSC kontrollerat virke klagomål. Då ska klagomålet skickas till ombudsföretaget.</w:t>
+        <w:t>Om ett ombud (tex Norra skog eller Mellanskog) avverkningsanmäler en skog med naturvärden motsvarande nyckelbiotops kvalitet men markägaren inte är FSC certifierad, bör du skicka in ett FSC kontrollerat virke klagomål. Då ska klagomålet skickas till ombudsföretaget.</w:t>
       </w:r>
     </w:p>
     <w:p>
@@ -262,10 +262,39 @@
         <w:rPr>
           <w:b/>
         </w:rPr>
+        <w:t>Dropptaggsvamp</w:t>
+      </w:r>
+      <w:r>
+        <w:t xml:space="preserve"> bildar mykorrhiza med tall, huvudsakligen i äldre skog. Total population i landet bedöms ha minskat och fortsatt minska på grund av slutavverkningar och förhöja kvävenivåer i marken som en följd av skogsgödsling. Dropptaggsvamp är typisk art för </w:t>
+      </w:r>
+      <w:r>
+        <w:rPr>
+          <w:i/>
+        </w:rPr>
+        <w:t xml:space="preserve">9010 Taiga </w:t>
+      </w:r>
+      <w:r>
+        <w:t>(SLU Artdatabanken, 2025).</w:t>
+      </w:r>
+    </w:p>
+    <w:p>
+      <w:r>
+        <w:rPr>
+          <w:b/>
+        </w:rPr>
         <w:t>Kolflarnlav (NT)</w:t>
       </w:r>
       <w:r>
-        <w:t xml:space="preserve"> är brandberoende och växer nästan uteslutande på kolad hård kärnved av tall. Etableringen verkar ske först 100–300 år efter brand och nytt substrat nybildas i mycket begränsad omfattning. Avverkning av tallskog av naturskogskaraktär med spår av återkommande bränder är ett hot och mängden lämplig ved att växa på för arten minskar dels på grund av naturlig nedbrytning men framförallt på grund av att det förstörs i samband med slutavverkningar, gallringar och markberedning. Såväl kolflarnlav som mörk kolflarnlav har glänsande bålfjäll och förekommer främst i tall- och blandbarrskogar av naturskogskaraktär med spår av återkommande bränder. Skogar som dessa hyser höga biologiska värden och bör skyddas (SLU Artdatabanken, 2024).</w:t>
+        <w:t xml:space="preserve"> är brandberoende och växer nästan uteslutande på kolad hård kärnved av tall. Etableringen verkar ske först 100–300 år efter brand och nytt substrat nybildas i mycket begränsad omfattning. Avverkning av tallskog av naturskogskaraktär med spår av återkommande bränder är ett hot och mängden lämplig ved att växa på för arten minskar dels på grund av naturlig nedbrytning men framförallt på grund av att det förstörs i samband med slutavverkningar, gallringar och markberedning. Såväl kolflarnlav som mörk kolflarnlav har glänsande bålfjäll och förekommer främst i tall- och blandbarrskogar av naturskogskaraktär med spår av återkommande bränder. Skogar som dessa hyser höga biologiska värden och bör skyddas. Kolflarnlav är typisk art för </w:t>
+      </w:r>
+      <w:r>
+        <w:rPr>
+          <w:i/>
+        </w:rPr>
+        <w:t>9010 Taiga</w:t>
+      </w:r>
+      <w:r>
+        <w:t xml:space="preserve"> (SLU Artdatabanken, 2024).</w:t>
       </w:r>
     </w:p>
     <w:p>
@@ -684,7 +713,7 @@
     <w:r>
       <w:tab/>
       <w:tab/>
-      <w:t>2026-01-28</w:t>
+      <w:t>2026-01-29</w:t>
       <w:br/>
       <w:br/>
     </w:r>

--- a/klagomål/A 51431-2025 FSC-klagomål.docx
+++ b/klagomål/A 51431-2025 FSC-klagomål.docx
@@ -713,7 +713,7 @@
     <w:r>
       <w:tab/>
       <w:tab/>
-      <w:t>2026-01-29</w:t>
+      <w:t>2026-01-30</w:t>
       <w:br/>
       <w:br/>
     </w:r>

--- a/klagomål/A 51431-2025 FSC-klagomål.docx
+++ b/klagomål/A 51431-2025 FSC-klagomål.docx
@@ -713,7 +713,7 @@
     <w:r>
       <w:tab/>
       <w:tab/>
-      <w:t>2026-01-30</w:t>
+      <w:t>2026-01-31</w:t>
       <w:br/>
       <w:br/>
     </w:r>

--- a/klagomål/A 51431-2025 FSC-klagomål.docx
+++ b/klagomål/A 51431-2025 FSC-klagomål.docx
@@ -713,7 +713,7 @@
     <w:r>
       <w:tab/>
       <w:tab/>
-      <w:t>2026-03-01</w:t>
+      <w:t>2026-03-02</w:t>
       <w:br/>
       <w:br/>
     </w:r>

--- a/klagomål/A 51431-2025 FSC-klagomål.docx
+++ b/klagomål/A 51431-2025 FSC-klagomål.docx
@@ -191,7 +191,7 @@
     </w:p>
     <w:p>
       <w:r>
-        <w:t>I avverkningsanmälan har följande 4 naturvårdsarter hittats: blanksvart spiklav (NT), kolflarnlav (NT), svart taggsvamp (NT) och dropptaggsvamp (S). Av dessa är 3 rödlistade. För rödlistade arter har rödlistekategorin angivits inom parentes. Arter som är signalarter enligt Skogsstyrelsen har markerats med (S).</w:t>
+        <w:t>I avverkningsanmälan har följande 4 naturvårdsarter hittats: blanksvart spiklav (NT), kolflarnlav (NT), svart taggsvamp agg. (NT) och dropptaggsvamp (S). Av dessa är 3 rödlistade. För rödlistade arter har rödlistekategorin angivits inom parentes. Arter som är signalarter enligt Skogsstyrelsen har markerats med (S).</w:t>
       </w:r>
     </w:p>
     <w:p>
@@ -206,7 +206,7 @@
       <w:r>
         <w:drawing>
           <wp:inline xmlns:a="http://schemas.openxmlformats.org/drawingml/2006/main" xmlns:pic="http://schemas.openxmlformats.org/drawingml/2006/picture">
-            <wp:extent cx="5486400" cy="5388759"/>
+            <wp:extent cx="5486400" cy="5256500"/>
             <wp:docPr id="1" name="Picture 1"/>
             <wp:cNvGraphicFramePr>
               <a:graphicFrameLocks noChangeAspect="1"/>
@@ -227,7 +227,7 @@
                   <pic:spPr>
                     <a:xfrm>
                       <a:off x="0" y="0"/>
-                      <a:ext cx="5486400" cy="5388759"/>
+                      <a:ext cx="5486400" cy="5256500"/>
                     </a:xfrm>
                     <a:prstGeom prst="rect"/>
                   </pic:spPr>
@@ -302,7 +302,7 @@
         <w:rPr>
           <w:b/>
         </w:rPr>
-        <w:t xml:space="preserve">Svart taggsvamp (NT) </w:t>
+        <w:t xml:space="preserve">Svart taggsvamp agg. (NT) </w:t>
       </w:r>
       <w:r>
         <w:t>bildar huvudsakligen mykorrhiza med gran och tall, men även med ek och bok. Slutavverkning utgör det största hotet mot arten och den överlever sannolikt inte en föryngringshuggning då barrträdens rötter dör efter avverkningen. Förekomsterna i barrskog är särskilt utsatta eftersom arten föredrar att växa i äldre, virkesrika skogar med högre bonitet, som avverkas i rask takt. Fler äldre, virkesrika barrskogar med högre bonitet måste formellt skyddas som biotopskyddsområden eller naturreservat. Även oskyddade växtplatser i lövskogsbiotoper bör få ett starkt skydd. Skogsområden med svart taggsvamp bör inte gallras eller plockhuggas om inte huggningen efterföljs av skogsbete (SLU Artdatabanken, 2024).</w:t>
@@ -713,7 +713,7 @@
     <w:r>
       <w:tab/>
       <w:tab/>
-      <w:t>2026-03-02</w:t>
+      <w:t>2026-03-03</w:t>
       <w:br/>
       <w:br/>
     </w:r>

--- a/klagomål/A 51431-2025 FSC-klagomål.docx
+++ b/klagomål/A 51431-2025 FSC-klagomål.docx
@@ -713,7 +713,7 @@
     <w:r>
       <w:tab/>
       <w:tab/>
-      <w:t>2026-03-03</w:t>
+      <w:t>2026-03-04</w:t>
       <w:br/>
       <w:br/>
     </w:r>

--- a/klagomål/A 51431-2025 FSC-klagomål.docx
+++ b/klagomål/A 51431-2025 FSC-klagomål.docx
@@ -713,7 +713,7 @@
     <w:r>
       <w:tab/>
       <w:tab/>
-      <w:t>2026-03-04</w:t>
+      <w:t>2026-03-05</w:t>
       <w:br/>
       <w:br/>
     </w:r>

--- a/klagomål/A 51431-2025 FSC-klagomål.docx
+++ b/klagomål/A 51431-2025 FSC-klagomål.docx
@@ -713,7 +713,7 @@
     <w:r>
       <w:tab/>
       <w:tab/>
-      <w:t>2026-03-05</w:t>
+      <w:t>2026-03-06</w:t>
       <w:br/>
       <w:br/>
     </w:r>

--- a/klagomål/A 51431-2025 FSC-klagomål.docx
+++ b/klagomål/A 51431-2025 FSC-klagomål.docx
@@ -713,7 +713,7 @@
     <w:r>
       <w:tab/>
       <w:tab/>
-      <w:t>2026-03-06</w:t>
+      <w:t>2026-03-07</w:t>
       <w:br/>
       <w:br/>
     </w:r>

--- a/klagomål/A 51431-2025 FSC-klagomål.docx
+++ b/klagomål/A 51431-2025 FSC-klagomål.docx
@@ -713,7 +713,7 @@
     <w:r>
       <w:tab/>
       <w:tab/>
-      <w:t>2026-03-07</w:t>
+      <w:t>2026-03-08</w:t>
       <w:br/>
       <w:br/>
     </w:r>

--- a/klagomål/A 51431-2025 FSC-klagomål.docx
+++ b/klagomål/A 51431-2025 FSC-klagomål.docx
@@ -713,7 +713,7 @@
     <w:r>
       <w:tab/>
       <w:tab/>
-      <w:t>2026-03-08</w:t>
+      <w:t>2026-03-09</w:t>
       <w:br/>
       <w:br/>
     </w:r>

--- a/klagomål/A 51431-2025 FSC-klagomål.docx
+++ b/klagomål/A 51431-2025 FSC-klagomål.docx
@@ -713,7 +713,7 @@
     <w:r>
       <w:tab/>
       <w:tab/>
-      <w:t>2026-03-09</w:t>
+      <w:t>2026-03-10</w:t>
       <w:br/>
       <w:br/>
     </w:r>

--- a/klagomål/A 51431-2025 FSC-klagomål.docx
+++ b/klagomål/A 51431-2025 FSC-klagomål.docx
@@ -713,7 +713,7 @@
     <w:r>
       <w:tab/>
       <w:tab/>
-      <w:t>2026-03-10</w:t>
+      <w:t>2026-03-11</w:t>
       <w:br/>
       <w:br/>
     </w:r>

--- a/klagomål/A 51431-2025 FSC-klagomål.docx
+++ b/klagomål/A 51431-2025 FSC-klagomål.docx
@@ -713,7 +713,7 @@
     <w:r>
       <w:tab/>
       <w:tab/>
-      <w:t>2026-03-11</w:t>
+      <w:t>2026-03-12</w:t>
       <w:br/>
       <w:br/>
     </w:r>

--- a/klagomål/A 51431-2025 FSC-klagomål.docx
+++ b/klagomål/A 51431-2025 FSC-klagomål.docx
@@ -713,7 +713,7 @@
     <w:r>
       <w:tab/>
       <w:tab/>
-      <w:t>2026-03-12</w:t>
+      <w:t>2026-03-13</w:t>
       <w:br/>
       <w:br/>
     </w:r>

--- a/klagomål/A 51431-2025 FSC-klagomål.docx
+++ b/klagomål/A 51431-2025 FSC-klagomål.docx
@@ -713,7 +713,7 @@
     <w:r>
       <w:tab/>
       <w:tab/>
-      <w:t>2026-03-13</w:t>
+      <w:t>2026-03-16</w:t>
       <w:br/>
       <w:br/>
     </w:r>

--- a/klagomål/A 51431-2025 FSC-klagomål.docx
+++ b/klagomål/A 51431-2025 FSC-klagomål.docx
@@ -713,7 +713,7 @@
     <w:r>
       <w:tab/>
       <w:tab/>
-      <w:t>2026-03-16</w:t>
+      <w:t>2026-03-17</w:t>
       <w:br/>
       <w:br/>
     </w:r>

--- a/klagomål/A 51431-2025 FSC-klagomål.docx
+++ b/klagomål/A 51431-2025 FSC-klagomål.docx
@@ -713,7 +713,7 @@
     <w:r>
       <w:tab/>
       <w:tab/>
-      <w:t>2026-03-17</w:t>
+      <w:t>2026-03-18</w:t>
       <w:br/>
       <w:br/>
     </w:r>

--- a/klagomål/A 51431-2025 FSC-klagomål.docx
+++ b/klagomål/A 51431-2025 FSC-klagomål.docx
@@ -713,7 +713,7 @@
     <w:r>
       <w:tab/>
       <w:tab/>
-      <w:t>2026-03-18</w:t>
+      <w:t>2026-03-19</w:t>
       <w:br/>
       <w:br/>
     </w:r>

--- a/klagomål/A 51431-2025 FSC-klagomål.docx
+++ b/klagomål/A 51431-2025 FSC-klagomål.docx
@@ -713,7 +713,7 @@
     <w:r>
       <w:tab/>
       <w:tab/>
-      <w:t>2026-03-19</w:t>
+      <w:t>2026-03-20</w:t>
       <w:br/>
       <w:br/>
     </w:r>

--- a/klagomål/A 51431-2025 FSC-klagomål.docx
+++ b/klagomål/A 51431-2025 FSC-klagomål.docx
@@ -713,7 +713,7 @@
     <w:r>
       <w:tab/>
       <w:tab/>
-      <w:t>2026-03-20</w:t>
+      <w:t>2026-03-21</w:t>
       <w:br/>
       <w:br/>
     </w:r>

--- a/klagomål/A 51431-2025 FSC-klagomål.docx
+++ b/klagomål/A 51431-2025 FSC-klagomål.docx
@@ -713,7 +713,7 @@
     <w:r>
       <w:tab/>
       <w:tab/>
-      <w:t>2026-03-21</w:t>
+      <w:t>2026-03-22</w:t>
       <w:br/>
       <w:br/>
     </w:r>

--- a/klagomål/A 51431-2025 FSC-klagomål.docx
+++ b/klagomål/A 51431-2025 FSC-klagomål.docx
@@ -713,7 +713,7 @@
     <w:r>
       <w:tab/>
       <w:tab/>
-      <w:t>2026-03-22</w:t>
+      <w:t>2026-03-23</w:t>
       <w:br/>
       <w:br/>
     </w:r>

--- a/klagomål/A 51431-2025 FSC-klagomål.docx
+++ b/klagomål/A 51431-2025 FSC-klagomål.docx
@@ -713,7 +713,7 @@
     <w:r>
       <w:tab/>
       <w:tab/>
-      <w:t>2026-03-23</w:t>
+      <w:t>2026-03-24</w:t>
       <w:br/>
       <w:br/>
     </w:r>

--- a/klagomål/A 51431-2025 FSC-klagomål.docx
+++ b/klagomål/A 51431-2025 FSC-klagomål.docx
@@ -713,7 +713,7 @@
     <w:r>
       <w:tab/>
       <w:tab/>
-      <w:t>2026-03-24</w:t>
+      <w:t>2026-03-25</w:t>
       <w:br/>
       <w:br/>
     </w:r>

--- a/klagomål/A 51431-2025 FSC-klagomål.docx
+++ b/klagomål/A 51431-2025 FSC-klagomål.docx
@@ -713,7 +713,7 @@
     <w:r>
       <w:tab/>
       <w:tab/>
-      <w:t>2026-03-25</w:t>
+      <w:t>2026-03-26</w:t>
       <w:br/>
       <w:br/>
     </w:r>

--- a/klagomål/A 51431-2025 FSC-klagomål.docx
+++ b/klagomål/A 51431-2025 FSC-klagomål.docx
@@ -713,7 +713,7 @@
     <w:r>
       <w:tab/>
       <w:tab/>
-      <w:t>2026-03-26</w:t>
+      <w:t>2026-03-27</w:t>
       <w:br/>
       <w:br/>
     </w:r>

--- a/klagomål/A 51431-2025 FSC-klagomål.docx
+++ b/klagomål/A 51431-2025 FSC-klagomål.docx
@@ -713,7 +713,7 @@
     <w:r>
       <w:tab/>
       <w:tab/>
-      <w:t>2026-03-27</w:t>
+      <w:t>2026-03-28</w:t>
       <w:br/>
       <w:br/>
     </w:r>

--- a/klagomål/A 51431-2025 FSC-klagomål.docx
+++ b/klagomål/A 51431-2025 FSC-klagomål.docx
@@ -713,7 +713,7 @@
     <w:r>
       <w:tab/>
       <w:tab/>
-      <w:t>2026-03-28</w:t>
+      <w:t>2026-03-29</w:t>
       <w:br/>
       <w:br/>
     </w:r>

--- a/klagomål/A 51431-2025 FSC-klagomål.docx
+++ b/klagomål/A 51431-2025 FSC-klagomål.docx
@@ -713,7 +713,7 @@
     <w:r>
       <w:tab/>
       <w:tab/>
-      <w:t>2026-03-29</w:t>
+      <w:t>2026-03-30</w:t>
       <w:br/>
       <w:br/>
     </w:r>

--- a/klagomål/A 51431-2025 FSC-klagomål.docx
+++ b/klagomål/A 51431-2025 FSC-klagomål.docx
@@ -713,7 +713,7 @@
     <w:r>
       <w:tab/>
       <w:tab/>
-      <w:t>2026-03-30</w:t>
+      <w:t>2026-03-31</w:t>
       <w:br/>
       <w:br/>
     </w:r>

--- a/klagomål/A 51431-2025 FSC-klagomål.docx
+++ b/klagomål/A 51431-2025 FSC-klagomål.docx
@@ -713,7 +713,7 @@
     <w:r>
       <w:tab/>
       <w:tab/>
-      <w:t>2026-03-31</w:t>
+      <w:t>2026-04-01</w:t>
       <w:br/>
       <w:br/>
     </w:r>

--- a/klagomål/A 51431-2025 FSC-klagomål.docx
+++ b/klagomål/A 51431-2025 FSC-klagomål.docx
@@ -713,7 +713,7 @@
     <w:r>
       <w:tab/>
       <w:tab/>
-      <w:t>2026-04-01</w:t>
+      <w:t>2026-04-02</w:t>
       <w:br/>
       <w:br/>
     </w:r>

--- a/klagomål/A 51431-2025 FSC-klagomål.docx
+++ b/klagomål/A 51431-2025 FSC-klagomål.docx
@@ -713,7 +713,7 @@
     <w:r>
       <w:tab/>
       <w:tab/>
-      <w:t>2026-04-02</w:t>
+      <w:t>2026-04-03</w:t>
       <w:br/>
       <w:br/>
     </w:r>

--- a/klagomål/A 51431-2025 FSC-klagomål.docx
+++ b/klagomål/A 51431-2025 FSC-klagomål.docx
@@ -713,7 +713,7 @@
     <w:r>
       <w:tab/>
       <w:tab/>
-      <w:t>2026-04-03</w:t>
+      <w:t>2026-04-04</w:t>
       <w:br/>
       <w:br/>
     </w:r>

--- a/klagomål/A 51431-2025 FSC-klagomål.docx
+++ b/klagomål/A 51431-2025 FSC-klagomål.docx
@@ -713,7 +713,7 @@
     <w:r>
       <w:tab/>
       <w:tab/>
-      <w:t>2026-04-04</w:t>
+      <w:t>2026-04-05</w:t>
       <w:br/>
       <w:br/>
     </w:r>

--- a/klagomål/A 51431-2025 FSC-klagomål.docx
+++ b/klagomål/A 51431-2025 FSC-klagomål.docx
@@ -749,7 +749,7 @@
     <w:r>
       <w:tab/>
       <w:tab/>
-      <w:t>2026-04-14</w:t>
+      <w:t>2026-04-15</w:t>
       <w:br/>
       <w:br/>
     </w:r>

--- a/klagomål/A 51431-2025 FSC-klagomål.docx
+++ b/klagomål/A 51431-2025 FSC-klagomål.docx
@@ -749,7 +749,7 @@
     <w:r>
       <w:tab/>
       <w:tab/>
-      <w:t>2026-04-15</w:t>
+      <w:t>2026-04-16</w:t>
       <w:br/>
       <w:br/>
     </w:r>

--- a/klagomål/A 51431-2025 FSC-klagomål.docx
+++ b/klagomål/A 51431-2025 FSC-klagomål.docx
@@ -749,7 +749,7 @@
     <w:r>
       <w:tab/>
       <w:tab/>
-      <w:t>2026-04-16</w:t>
+      <w:t>2026-04-17</w:t>
       <w:br/>
       <w:br/>
     </w:r>

--- a/klagomål/A 51431-2025 FSC-klagomål.docx
+++ b/klagomål/A 51431-2025 FSC-klagomål.docx
@@ -749,7 +749,7 @@
     <w:r>
       <w:tab/>
       <w:tab/>
-      <w:t>2026-04-17</w:t>
+      <w:t>2026-04-18</w:t>
       <w:br/>
       <w:br/>
     </w:r>

--- a/klagomål/A 51431-2025 FSC-klagomål.docx
+++ b/klagomål/A 51431-2025 FSC-klagomål.docx
@@ -749,7 +749,7 @@
     <w:r>
       <w:tab/>
       <w:tab/>
-      <w:t>2026-04-18</w:t>
+      <w:t>2026-04-19</w:t>
       <w:br/>
       <w:br/>
     </w:r>

--- a/klagomål/A 51431-2025 FSC-klagomål.docx
+++ b/klagomål/A 51431-2025 FSC-klagomål.docx
@@ -749,7 +749,7 @@
     <w:r>
       <w:tab/>
       <w:tab/>
-      <w:t>2026-04-19</w:t>
+      <w:t>2026-04-20</w:t>
       <w:br/>
       <w:br/>
     </w:r>

--- a/klagomål/A 51431-2025 FSC-klagomål.docx
+++ b/klagomål/A 51431-2025 FSC-klagomål.docx
@@ -749,7 +749,7 @@
     <w:r>
       <w:tab/>
       <w:tab/>
-      <w:t>2026-04-20</w:t>
+      <w:t>2026-04-21</w:t>
       <w:br/>
       <w:br/>
     </w:r>

--- a/klagomål/A 51431-2025 FSC-klagomål.docx
+++ b/klagomål/A 51431-2025 FSC-klagomål.docx
@@ -749,7 +749,7 @@
     <w:r>
       <w:tab/>
       <w:tab/>
-      <w:t>2026-04-21</w:t>
+      <w:t>2026-04-22</w:t>
       <w:br/>
       <w:br/>
     </w:r>

--- a/klagomål/A 51431-2025 FSC-klagomål.docx
+++ b/klagomål/A 51431-2025 FSC-klagomål.docx
@@ -749,7 +749,7 @@
     <w:r>
       <w:tab/>
       <w:tab/>
-      <w:t>2026-04-22</w:t>
+      <w:t>2026-04-23</w:t>
       <w:br/>
       <w:br/>
     </w:r>

--- a/klagomål/A 51431-2025 FSC-klagomål.docx
+++ b/klagomål/A 51431-2025 FSC-klagomål.docx
@@ -749,7 +749,7 @@
     <w:r>
       <w:tab/>
       <w:tab/>
-      <w:t>2026-04-23</w:t>
+      <w:t>2026-04-24</w:t>
       <w:br/>
       <w:br/>
     </w:r>

--- a/klagomål/A 51431-2025 FSC-klagomål.docx
+++ b/klagomål/A 51431-2025 FSC-klagomål.docx
@@ -749,7 +749,7 @@
     <w:r>
       <w:tab/>
       <w:tab/>
-      <w:t>2026-04-24</w:t>
+      <w:t>2026-04-25</w:t>
       <w:br/>
       <w:br/>
     </w:r>

--- a/klagomål/A 51431-2025 FSC-klagomål.docx
+++ b/klagomål/A 51431-2025 FSC-klagomål.docx
@@ -749,7 +749,7 @@
     <w:r>
       <w:tab/>
       <w:tab/>
-      <w:t>2026-04-25</w:t>
+      <w:t>2026-04-26</w:t>
       <w:br/>
       <w:br/>
     </w:r>

--- a/klagomål/A 51431-2025 FSC-klagomål.docx
+++ b/klagomål/A 51431-2025 FSC-klagomål.docx
@@ -749,7 +749,7 @@
     <w:r>
       <w:tab/>
       <w:tab/>
-      <w:t>2026-05-16</w:t>
+      <w:t>2026-05-17</w:t>
       <w:br/>
       <w:br/>
     </w:r>
